--- a/중국어_대화문/2부_docx/2부_06화_우시의_봄을_기다리며.docx
+++ b/중국어_대화문/2부_docx/2부_06화_우시의_봄을_기다리며.docx
@@ -18,7 +18,7 @@
         <w:t>등장인물:</w:t>
       </w:r>
       <w:r>
-        <w:t xml:space="preserve"> 쑤민 苏敏(29세, 明灯法律援助中心 변호사) / 선즈위안 沈知远(28세, 같은 센터 변호사) / 리위퉁 李雨彤(22세, 北原政法学院 4학년, 센터 자원활동가) / 탕쉐 唐雪(26세, 雾溪村 출신, 乡 중심학교 교사) / 스샤오야 石小芽(9세, 雾溪村 어린이) / 레이샤오바오 雷小宝(8세, 村支书의 손자) / 거창린 葛长林(72세, 시계 수리공) / 스만툰 石满囤(71세, 雾溪村 노인) / 스 할머니 石婶(68세, 石满囤의 아내) / 레이창건 雷长根(59세, 雾溪村 村支书) / 탕다산 唐大山(56세, 唐雪의 아버지) / 시외버스 매표원 售票员 / 스쿨버스 기사 校车师傅</w:t>
+        <w:t xml:space="preserve"> 쑤민 苏敏(30세, 明灯法律援助中心 변호사) / 선즈위안 沈知远(29세, 같은 센터 변호사) / 리위퉁 李雨彤(22세, 北原政法学院 4학년, 센터 자원활동가) / 탕쉐 唐雪(26세, 雾溪村 출신, 乡 중심학교 교사) / 스샤오야 石小芽(9세, 雾溪村 어린이) / 레이샤오바오 雷小宝(8세, 村支书의 손자) / 거창린 葛长林(72세, 시계 수리공) / 스만툰 石满囤(71세, 雾溪村 노인) / 스 할머니 石婶(68세, 石满囤의 아내) / 레이창건 雷长根(59세, 雾溪村 村支书) / 탕다산 唐大山(56세, 唐雪의 아버지) / 시외버스 매표원 售票员 / 스쿨버스 기사 校车师傅</w:t>
       </w:r>
     </w:p>
     <w:p>
@@ -29,7 +29,7 @@
         <w:t>배경:</w:t>
       </w:r>
       <w:r>
-        <w:t xml:space="preserve"> 2015년 10월 24일(토)부터 10월 30일(금)까지. 1부에서 苏敏이 서명 기한을 막아 낸 清河县 云岭乡 雾溪村은 그 뒤 반년 만에 갈라졌다. 142가구 중 105가구는 봄에 서명하고 현성 「清河幸福家园」으로 옮겨 갔고, 37가구는 서명 없이 남아 있다. 올가을 乡 정부는 '11월 30일까지 서명하지 않으면 보상 기준을 낮추고 수도·전기를 정비한다'는 통지를 붙였다. 唐雪가 석 달 가까이 벼르던 끝에 두 아이와 함께 센터를 찾아와 '보상 재평가' 소송을 맡긴다. 苏敏은 일요일 첫 시외버스로 산길을 올라 현장을 답사하고, 정전된 밤 石满囤의 집에서 이미 이사 간 집의 '이주 협의서'를 읽다가 불공정 조항을 발견한다. 沈知远은 장촨에서 전화로 조문을 짚어 주고, 이번에는 苏敏이 소리치기 전에 한 번 멈춘다. 마지막 날 밤 唐雪의 아버지가 서명한 사람으로서 센터 계단을 오른다. 센터 벽에는 한 아이가 그린 봄이 걸린다.</w:t>
+        <w:t xml:space="preserve"> 2015년 10월 24일(토)부터 10월 30일(금)까지. 1부에서 苏敏이 서명 기한을 막아 낸 清河县 云岭乡 雾溪村은 그 뒤 반년 만에 갈라졌다. 142가구 중 105가구는 봄에 서명하고 현성 「清河幸福家园」으로 옮겨 갔고, 37가구는 서명 없이 남아 있다. 올가을 乡 정부는 '11월 30일까지 서명하지 않으면 보상 기준을 낮추고 수도·전기를 정비한다'는 통지를 붙였다. 唐雪가 석 달 가까이 벼르던 끝에 두 아이와 함께 센터를 찾아와 '보상 재평가' 소송을 맡긴다. 苏敏은 일요일 첫 시외버스로 산길을 올라 현장을 답사하고, 정전된 밤 石满囤의 집에서 이미 이사 간 집의 '이주 협의서'를 읽다가 불공정 조항을 발견한다. 沈知远은 창촨에서 전화로 조문을 짚어 주고, 이번에는 苏敏이 소리치기 전에 한 번 멈춘다. 마지막 날 밤 唐雪의 아버지가 서명한 사람으로서 센터 계단을 오른다. 센터 벽에는 한 아이가 그린 봄이 걸린다.</w:t>
       </w:r>
     </w:p>
     <w:p>
@@ -53,7 +53,7 @@
         <w:t>石小芽:</w:t>
       </w:r>
       <w:r>
-        <w:t xml:space="preserve"> (声音) 十一、十二、十三……十四！比我们学校的台阶多十四级！</w:t>
+        <w:t xml:space="preserve"> (声音) 十一、十二、十三……十四！这么多级台阶！</w:t>
       </w:r>
     </w:p>
     <w:p>
@@ -244,7 +244,7 @@
         <w:t>葛长林:</w:t>
       </w:r>
       <w:r>
-        <w:t xml:space="preserve"> 谁的钟？我的活儿还没收摊呢。</w:t>
+        <w:t xml:space="preserve"> 谁的钟？我这摊子还没收呢。</w:t>
       </w:r>
     </w:p>
     <w:p>
@@ -632,7 +632,7 @@
     </w:p>
     <w:p>
       <w:r>
-        <w:t>(早上六点四十。长川客运西站。天阴阴的，站台上冷风直灌。同一辆旧大巴，车顶上又绑着几个蛇皮袋。苏敏背着双肩包，唐雪牵着两个孩子，小芽怀里抱着那只修好的闹钟，小宝的口袋里装满了卢奶奶塞的水果糖。沈知远从站外小跑进来，手里提着一个保温杯和一个纸袋。)</w:t>
+        <w:t>(早上六点四十。长川客运西站。天阴阴的，站台上冷风直灌。同一辆旧大巴，车顶上又绑着几个蛇皮袋。苏敏背着双肩包，唐雪牵着两个孩子，小芽怀里抱着那只修好的闹钟，小宝的口袋里装满了李雨彤塞的水果糖。沈知远从站外小跑进来，手里提着一个保温杯和一个纸袋。)</w:t>
       </w:r>
     </w:p>
     <w:p>
@@ -654,7 +654,7 @@
         <w:t>苏敏:</w:t>
       </w:r>
       <w:r>
-        <w:t xml:space="preserve"> 你怎么来了？你不是说，乡里不出面，车上可以吗？</w:t>
+        <w:t xml:space="preserve"> 你怎么来了？你不是说不用送吗？</w:t>
       </w:r>
     </w:p>
     <w:p>
@@ -884,7 +884,7 @@
         <w:t>石小芽:</w:t>
       </w:r>
       <w:r>
-        <w:t xml:space="preserve"> 房东是不是也说，雾溪下个月就能搬？</w:t>
+        <w:t xml:space="preserve"> 房东是不是也说，雾溪的学校下个月就能开？</w:t>
       </w:r>
     </w:p>
     <w:p>
@@ -944,7 +944,7 @@
         <w:t>唐雪:</w:t>
       </w:r>
       <w:r>
-        <w:t xml:space="preserve"> 晕字了？</w:t>
+        <w:t xml:space="preserve"> 看字看晕了吧？</w:t>
       </w:r>
     </w:p>
     <w:p>
@@ -979,7 +979,7 @@
         <w:t>石小芽:</w:t>
       </w:r>
       <w:r>
-        <w:t xml:space="preserve"> (指着那个白圈) 那是我家隔壁的二叔家。他们家的窗户被人拆走了。</w:t>
+        <w:t xml:space="preserve"> (指着那个白圈) 那是我家隔壁二叔家。他们家的窗户被人拆走了。</w:t>
       </w:r>
     </w:p>
     <w:p>
@@ -1055,7 +1055,7 @@
         <w:t>苏敏:</w:t>
       </w:r>
       <w:r>
-        <w:t xml:space="preserve"> 石大爷。(站起来，双手扶住他) 您身体好吗？</w:t>
+        <w:t xml:space="preserve"> 石大爷。(迎上去，双手扶住他) 您身体好吗？</w:t>
       </w:r>
     </w:p>
     <w:p>
@@ -1373,7 +1373,7 @@
     </w:p>
     <w:p>
       <w:r>
-        <w:t>(苏敏接过蓝布包，打开，里面是一份装订整齐的《云岭乡雾溪村生态移民搬迁补偿协议》。她把手机手电打开，咬在嘴边，一页一页翻。唐雪坐在她旁边，两个人的脸被光照得发白。)</w:t>
+        <w:t>(苏敏接过蓝布包，打开，里面是一份装订整齐的《云岭乡雾溪村生态移民搬迁补偿协议》。她把手机手电打开，咬在嘴里，一页一页翻。唐雪坐在她旁边，两个人的脸被光照得发白。)</w:t>
       </w:r>
     </w:p>
     <w:p>
@@ -1482,7 +1482,7 @@
         <w:t>苏敏:</w:t>
       </w:r>
       <w:r>
-        <w:t xml:space="preserve"> (愣了一下，笑) 想骂。可是我们所里有个规矩：听完再问，问完再写。</w:t>
+        <w:t xml:space="preserve"> (愣了一下，笑) 想骂。可是我们中心有个规矩：听完再问，问完再写。</w:t>
       </w:r>
     </w:p>
     <w:p>
@@ -1520,7 +1520,7 @@
         <w:t>沈知远:</w:t>
       </w:r>
       <w:r>
-        <w:t xml:space="preserve"> (电话里，有纸张翻动的声音，背景有人轻轻说话) 到了吗？信号比我想象的好。</w:t>
+        <w:t xml:space="preserve"> (电话里，有纸张翻动的声音，背景有人轻轻说话) 喂，苏敏？信号比我想象的好。</w:t>
       </w:r>
     </w:p>
     <w:p>
@@ -1531,7 +1531,7 @@
         <w:t>苏敏:</w:t>
       </w:r>
       <w:r>
-        <w:t xml:space="preserve"> 到了。我现在在石大爷家，停电。我给你念几条，你听着。第九条，“自愿放弃提起复议、诉讼的权利”。第六条，一次性包干，不再调整。第十一条，千分之五的日违约金。还有，签字页的日期和金额栏是空的。</w:t>
+        <w:t xml:space="preserve"> 嗯。我现在在石大爷家，停电。我给你念几条，你听着。第九条，“自愿放弃提起复议、诉讼的权利”。第六条，一次性包干，不再调整。第十一条，千分之五的日违约金。还有，签字页的日期和金额栏是空的。</w:t>
       </w:r>
     </w:p>
     <w:p>
@@ -1613,7 +1613,7 @@
     </w:p>
     <w:p>
       <w:r>
-        <w:t>(电话那头，李雨彤的声音挤进来：“沈律师，我刚查到，如果能证明他们是后来才知道协议被改过，起算点可能往后推——”沈知远: “雨彤，你写下来，明天给我。”)</w:t>
+        <w:t>(电话那头，李雨彤的声音挤进来：“沈律师，我刚查到，如果能证明他们是后来才知道协议被改过，起算点可能往后推——”沈知远低声说：“雨彤，你写下来，明天给我。”)</w:t>
       </w:r>
     </w:p>
     <w:p>
@@ -2120,7 +2120,7 @@
         <w:t>雷长根:</w:t>
       </w:r>
       <w:r>
-        <w:t xml:space="preserve"> 这是土地流转合同的复印件，是村集体跟那个“生态林业”公司签的。你们去年申请公开，乡里说“不存在”。存在。在我的铁柜里。</w:t>
+        <w:t xml:space="preserve"> 这是土地流转合同的复印件，是村集体跟那个“生态林业”公司签的。你们去年申请公开，乡里说“不属于公开范围”。其实存在。在我的铁柜里。</w:t>
       </w:r>
     </w:p>
     <w:p>
@@ -2495,7 +2495,7 @@
         <w:t>沈知远:</w:t>
       </w:r>
       <w:r>
-        <w:t xml:space="preserve"> 这里有个问题。(翻到唐雪给的名单) 你们打算先找谁？</w:t>
+        <w:t xml:space="preserve"> 这里有个问题。(翻到唐雪给的名单) 你打算先找谁？</w:t>
       </w:r>
     </w:p>
     <w:p>
@@ -2969,7 +2969,7 @@
     </w:p>
     <w:p>
       <w:r>
-        <w:t>«还来得及» — 한국어 해설: "아직 늦지 않았어요". 来得及는 '시간에 맞출 수 있다', 반대는 来不及. 沈知远이 撤销权 기한 1년이 두 달 남은 상황에서 苏敏에게 전화로, 장면 8에서도 唐大山에게. 장면 5.</w:t>
+        <w:t>«还来得及» — 한국어 해설: "아직 늦지 않았어요". 来得及는 '시간에 맞출 수 있다', 반대는 来不及. 沈知远이 撤销权 기한 1년이 두 달 남은 상황에서 苏敏에게 전화로, 장면 9에서도 唐大山에게. 장면 5.</w:t>
       </w:r>
     </w:p>
     <w:p>

--- a/중국어_대화문/2부_docx/2부_06화_우시의_봄을_기다리며.docx
+++ b/중국어_대화문/2부_docx/2부_06화_우시의_봄을_기다리며.docx
@@ -29,7 +29,7 @@
         <w:t>배경:</w:t>
       </w:r>
       <w:r>
-        <w:t xml:space="preserve"> 2015년 10월 24일(토)부터 10월 30일(금)까지. 1부에서 苏敏이 서명 기한을 막아 낸 清河县 云岭乡 雾溪村은 그 뒤 반년 만에 갈라졌다. 142가구 중 105가구는 봄에 서명하고 현성 「清河幸福家园」으로 옮겨 갔고, 37가구는 서명 없이 남아 있다. 올가을 乡 정부는 '11월 30일까지 서명하지 않으면 보상 기준을 낮추고 수도·전기를 정비한다'는 통지를 붙였다. 唐雪가 석 달 가까이 벼르던 끝에 두 아이와 함께 센터를 찾아와 '보상 재평가' 소송을 맡긴다. 苏敏은 일요일 첫 시외버스로 산길을 올라 현장을 답사하고, 정전된 밤 石满囤의 집에서 이미 이사 간 집의 '이주 협의서'를 읽다가 불공정 조항을 발견한다. 沈知远은 창촨에서 전화로 조문을 짚어 주고, 이번에는 苏敏이 소리치기 전에 한 번 멈춘다. 마지막 날 밤 唐雪의 아버지가 서명한 사람으로서 센터 계단을 오른다. 센터 벽에는 한 아이가 그린 봄이 걸린다.</w:t>
+        <w:t xml:space="preserve"> 2015년 10월 24일(토)부터 10월 30일(금)까지. 1부에서 苏敏이 서명 기한을 막아 낸 清河县 云岭乡 雾溪村은 그 뒤 반년 만에 갈라졌다. 142가구 중 105가구는 지난 12월 하순(최초 20여 호)부터 차례로 서명하고 4월 초 현성 「清河幸福家园」으로 옮겨 갔고, 37가구는 서명 없이 남아 있다. 올가을 乡 정부는 '11월 30일까지 서명하지 않으면 보상 기준을 낮추고 수도·전기를 정비한다'는 통지를 붙였다. 唐雪가 석 달 가까이 벼르던 끝에 두 아이와 함께 센터를 찾아와 '보상 재평가' 소송을 맡긴다. 苏敏은 일요일 첫 시외버스로 산길을 올라 현장을 답사하고, 정전된 밤 石满囤의 집에서 이미 이사 간 집의 '이주 협의서'를 읽다가 불공정 조항을 발견한다. 沈知远은 창촨에서 전화로 조문을 짚어 주고, 이번에는 苏敏이 소리치기 전에 한 번 멈춘다. 마지막 날 밤 唐雪의 아버지가 서명한 사람으로서 센터 계단을 오른다. 센터 벽에는 한 아이가 그린 봄이 걸린다.</w:t>
       </w:r>
     </w:p>
     <w:p>
@@ -345,7 +345,7 @@
         <w:t>唐雪:</w:t>
       </w:r>
       <w:r>
-        <w:t xml:space="preserve"> (从帆布袋里拿出几张纸，一张一张摆在桌上) 去年你们挡住了十二月三十一号那一天。之后乡里答复了信息公开：探矿权“与本次搬迁无直接关系”，土地流转的合同“不属于公开范围”。过了年，剩下的人一户一户被约谈。三月签了二十多户，四月初，一百零五户搬进了县城的幸福家园。</w:t>
+        <w:t xml:space="preserve"> (从帆布袋里拿出几张纸，一张一张摆在桌上) 去年你们挡住了十二月三十一号那一天。之后乡里答复了信息公开：探矿权“与本次搬迁无直接关系”，土地流转的合同“不属于公开范围”。不过最早的二十多户，十二月下旬就已经签了。过了年，剩下的人一户一户被约谈，陆续又签了。四月初，一百零五户搬进了县城的幸福家园。</w:t>
       </w:r>
     </w:p>
     <w:p>
@@ -2352,7 +2352,7 @@
         <w:t>李雨彤:</w:t>
       </w:r>
       <w:r>
-        <w:t xml:space="preserve"> (举了一下手) 沈律师，苏律师，我查了民事诉讼法，人数众多的案子，可以选代表人诉讼。比如先选十户，代表其他人起诉，法院判了，对其他登记权利的人也有效。</w:t>
+        <w:t xml:space="preserve"> (举了一下手) 沈老师，苏老师，我查了民事诉讼法，人数众多的案子，可以选代表人诉讼。比如先选十户，代表其他人起诉，法院判了，对其他登记权利的人也有效。</w:t>
       </w:r>
     </w:p>
     <w:p>
@@ -2689,7 +2689,7 @@
         <w:t>唐大山:</w:t>
       </w:r>
       <w:r>
-        <w:t xml:space="preserve"> 苏律师，我签了字。今年二月。他们说，不签，我闺女在中心校的“编制”就悬了。我只有这一个闺女。(停了停) 你们是不是要告我们这些签了字的人？</w:t>
+        <w:t xml:space="preserve"> 苏律师，我签了字。今年一月。他们说，不签，我闺女的“编制”就悬了。我只有这一个闺女。(停了停) 你们是不是要告我们这些签了字的人？</w:t>
       </w:r>
     </w:p>
     <w:p>
